--- a/word_reports/LP_0040_위치_336_Various Artists_Rock'n Ro.docx
+++ b/word_reports/LP_0040_위치_336_Various Artists_Rock'n Ro.docx
@@ -4,7 +4,7 @@
   <w:body>
     <w:p>
       <w:pPr>
-        <w:spacing w:after="280"/>
+        <w:spacing w:after="80"/>
       </w:pPr>
       <w:r>
         <w:rPr w:rFonts="맑은 고딕">
@@ -13,94 +13,47 @@
           <w:color w:val="1E3A8A"/>
           <w:sz w:val="30"/>
         </w:rPr>
-        <w:t>[336] Various Artists - Rock'n Roll Original Collection Vol.6</w:t>
+        <w:t>Various Artists - Rock'n Roll Original Collection Vol.6</w:t>
       </w:r>
     </w:p>
     <w:p>
       <w:pPr>
-        <w:spacing w:after="320"/>
+        <w:spacing w:after="240"/>
       </w:pPr>
       <w:r>
         <w:rPr w:rFonts="맑은 고딕">
           <w:rFonts w:ascii="맑은 고딕" w:hAnsi="맑은 고딕" w:eastAsia="맑은 고딕"/>
           <w:b/>
-          <w:sz w:val="20"/>
+          <w:color w:val="4B5563"/>
+          <w:sz w:val="22"/>
         </w:rPr>
-        <w:t>■ 위치 : 336</w:t>
-        <w:br/>
-      </w:r>
-      <w:r>
-        <w:rPr w:rFonts="맑은 고딕">
-          <w:rFonts w:ascii="맑은 고딕" w:hAnsi="맑은 고딕" w:eastAsia="맑은 고딕"/>
-          <w:b/>
-          <w:sz w:val="20"/>
-        </w:rPr>
-        <w:t>■ 아티스트 : Various Artists</w:t>
-        <w:br/>
-      </w:r>
-      <w:r>
-        <w:rPr w:rFonts="맑은 고딕">
-          <w:rFonts w:ascii="맑은 고딕" w:hAnsi="맑은 고딕" w:eastAsia="맑은 고딕"/>
-          <w:b/>
-          <w:sz w:val="20"/>
-        </w:rPr>
-        <w:t>■ 앨범명 : Rock'n Roll Original Collection Vol.6</w:t>
-        <w:br/>
-      </w:r>
-      <w:r>
-        <w:rPr w:rFonts="맑은 고딕">
-          <w:rFonts w:ascii="맑은 고딕" w:hAnsi="맑은 고딕" w:eastAsia="맑은 고딕"/>
-          <w:b w:val="0"/>
-          <w:sz w:val="20"/>
-        </w:rPr>
-        <w:t>■ 음반 레이블 : RCA Records</w:t>
-        <w:br/>
-      </w:r>
-      <w:r>
-        <w:rPr w:rFonts="맑은 고딕">
-          <w:rFonts w:ascii="맑은 고딕" w:hAnsi="맑은 고딕" w:eastAsia="맑은 고딕"/>
-          <w:b w:val="0"/>
-          <w:sz w:val="20"/>
-        </w:rPr>
-        <w:t>■ 발매년도 : 1978</w:t>
-        <w:br/>
-      </w:r>
-      <w:r>
-        <w:rPr w:rFonts="맑은 고딕">
-          <w:rFonts w:ascii="맑은 고딕" w:hAnsi="맑은 고딕" w:eastAsia="맑은 고딕"/>
-          <w:b w:val="0"/>
-          <w:sz w:val="20"/>
-        </w:rPr>
-        <w:t>■ 장르 : 로큰롤 (Rock 'n' Roll), 록어빌리티 (Rockabilly)</w:t>
-        <w:br/>
-      </w:r>
-      <w:r>
-        <w:rPr w:rFonts="맑은 고딕">
-          <w:rFonts w:ascii="맑은 고딕" w:hAnsi="맑은 고딕" w:eastAsia="맑은 고딕"/>
-          <w:b w:val="0"/>
-          <w:sz w:val="20"/>
-        </w:rPr>
-        <w:t>■ 주요 수록곡 : 1. Chuck Berry - Johnny B. Goode</w:t>
-        <w:br/>
+        <w:t>위치 :  336</w:t>
       </w:r>
     </w:p>
     <w:p>
       <w:pPr>
-        <w:spacing w:after="160"/>
+        <w:spacing w:line="324" w:lineRule="auto" w:before="80" w:after="160"/>
       </w:pPr>
       <w:r>
         <w:rPr w:rFonts="맑은 고딕">
           <w:rFonts w:ascii="맑은 고딕" w:hAnsi="맑은 고딕" w:eastAsia="맑은 고딕"/>
           <w:b/>
           <w:color w:val="1F2937"/>
-          <w:sz w:val="24"/>
+          <w:sz w:val="22"/>
         </w:rPr>
-        <w:t>■ 음반 해설 및 감상 가이드</w:t>
+        <w:t xml:space="preserve">[음반 소개] </w:t>
+      </w:r>
+      <w:r>
+        <w:rPr w:rFonts="맑은 고딕">
+          <w:rFonts w:ascii="맑은 고딕" w:hAnsi="맑은 고딕" w:eastAsia="맑은 고딕"/>
+          <w:b w:val="0"/>
+          <w:sz w:val="21"/>
+        </w:rPr>
       </w:r>
     </w:p>
     <w:p>
       <w:pPr>
-        <w:spacing w:line="312" w:lineRule="auto" w:after="120"/>
+        <w:spacing w:line="324" w:lineRule="auto" w:after="120"/>
       </w:pPr>
       <w:r>
         <w:rPr w:rFonts="맑은 고딕">
@@ -108,38 +61,516 @@
           <w:b w:val="0"/>
           <w:sz w:val="21"/>
         </w:rPr>
-        <w:t>1950년대 대중음악사의 지각변동을 이끈 로큰롤 황금기의 정수를 담아낸 《Rock'n Roll Original Collection Vol.6》는 시대를 초월한 거장들의 대표곡을 한자리에 모은 명품 옴니버스 음반입니다. 20세기 후반 청년 문화의 폭발과 함께 대중음악의 패러다임을 뿌리째 바꾼 원조 로큰롤 아티스트들의 뜨거운 에너지가 녹아 있으며, 아날로그 LP 특유의 질감과 만나 당대 청춘들의 열기와 격동적인 음악적 현장을 생생하게 재현해 냅니다.</w:t>
+        <w:t>20세기 중엽, 대중음악의 지형도를 단숨에 뒤흔들며 청춘의 심장을 고동치게 했던 로큰롤의 황금기가 이 한 장의 바이닐 속에 고스란히 봉인되어 있습니다. 리듬 앤 블루스의 원초적인 맥박과 컨트리의 애수가 찬란히 교차하던 그 찬연한 여명기의 숨결은 반세기를 훌쩍 넘긴 오늘날에도 여전히 푸른 전율로 다가옵니다. 당대 음악계를 수놓았던 위대한 개척자들의 목소리와 거침없는 연주를 정선하여 엮어낸 본 작은, 지나간 한 시대를 향한 가장 격조 높고 아름다운 음악적 오마주입니다.</w:t>
       </w:r>
     </w:p>
     <w:p>
       <w:pPr>
-        <w:spacing w:line="312" w:lineRule="auto" w:after="120"/>
+        <w:spacing w:line="324" w:lineRule="auto" w:before="200" w:after="80"/>
       </w:pPr>
+      <w:r>
+        <w:rPr w:rFonts="맑은 고딕">
+          <w:rFonts w:ascii="맑은 고딕" w:hAnsi="맑은 고딕" w:eastAsia="맑은 고딕"/>
+          <w:b/>
+          <w:color w:val="1E3A8A"/>
+          <w:sz w:val="24"/>
+        </w:rPr>
+        <w:t>1. 음반 데이터</w:t>
+      </w:r>
+    </w:p>
+    <w:p>
+      <w:pPr>
+        <w:spacing w:line="324" w:lineRule="auto" w:after="80"/>
+      </w:pPr>
+      <w:r>
+        <w:rPr w:rFonts="맑은 고딕">
+          <w:rFonts w:ascii="맑은 고딕" w:hAnsi="맑은 고딕" w:eastAsia="맑은 고딕"/>
+          <w:b w:val="0"/>
+          <w:color w:val="6B7280"/>
+          <w:sz w:val="21"/>
+        </w:rPr>
+        <w:t xml:space="preserve">· </w:t>
+      </w:r>
+      <w:r>
+        <w:rPr w:rFonts="맑은 고딕">
+          <w:rFonts w:ascii="맑은 고딕" w:hAnsi="맑은 고딕" w:eastAsia="맑은 고딕"/>
+          <w:b/>
+          <w:color w:val="1F2937"/>
+          <w:sz w:val="21"/>
+        </w:rPr>
+        <w:t xml:space="preserve">앨범명: </w:t>
+      </w:r>
       <w:r>
         <w:rPr w:rFonts="맑은 고딕">
           <w:rFonts w:ascii="맑은 고딕" w:hAnsi="맑은 고딕" w:eastAsia="맑은 고딕"/>
           <w:b w:val="0"/>
           <w:sz w:val="21"/>
         </w:rPr>
-        <w:t>본 음반은 척 베리(Chuck Berry)의 날카롭고 경쾌한 시그니처 기타 리프가 돋보이는 ‘Johnny B. Goode’부터, 리틀 리차드(Little Richard)의 폭발적인 피아노 타건과 원초적인 샤우팅이 압권인 ‘Tutti Frutti’에 이르기까지 로큰롤 초기 스펙트럼을 완벽히 아우릅니다. 거칠면서도 순수한 악기 연주와 가식 없는 보컬 테크닉은 현대 팝과 록 음악의 거대한 모태가 된 사운드의 뼈대를 여실히 증명하며, 빌 헤일리와 제리 리 루이스가 선사하는 록어빌리티 특유의 리드미컬한 바운스는 듣는 이의 감각을 순식간에 사로잡습니다.</w:t>
+        <w:t>Rock'n Roll Original Collection Vol.6</w:t>
       </w:r>
     </w:p>
     <w:p>
       <w:pPr>
-        <w:spacing w:line="312" w:lineRule="auto" w:after="120"/>
+        <w:spacing w:line="324" w:lineRule="auto" w:after="80"/>
       </w:pPr>
+      <w:r>
+        <w:rPr w:rFonts="맑은 고딕">
+          <w:rFonts w:ascii="맑은 고딕" w:hAnsi="맑은 고딕" w:eastAsia="맑은 고딕"/>
+          <w:b w:val="0"/>
+          <w:color w:val="6B7280"/>
+          <w:sz w:val="21"/>
+        </w:rPr>
+        <w:t xml:space="preserve">· </w:t>
+      </w:r>
+      <w:r>
+        <w:rPr w:rFonts="맑은 고딕">
+          <w:rFonts w:ascii="맑은 고딕" w:hAnsi="맑은 고딕" w:eastAsia="맑은 고딕"/>
+          <w:b/>
+          <w:color w:val="1F2937"/>
+          <w:sz w:val="21"/>
+        </w:rPr>
+        <w:t xml:space="preserve">아티스트: </w:t>
+      </w:r>
       <w:r>
         <w:rPr w:rFonts="맑은 고딕">
           <w:rFonts w:ascii="맑은 고딕" w:hAnsi="맑은 고딕" w:eastAsia="맑은 고딕"/>
           <w:b w:val="0"/>
           <w:sz w:val="21"/>
         </w:rPr>
-        <w:t>감상의 핵심 포인트는 턴테이블 바늘이 음반의 소리골을 지날 때 전해지는 특유의 묵직한 질감과 라이브에 가까운 다이내믹입니다. 묵직하게 공간을 울리는 드럼 베이스와 명징하게 뿜어져 나오는 일렉트릭 기타 사운드의 조화는 오직 클래식 컴필레이션 LP에서만 경험할 수 있는 오디오필적 미학을 선사합니다. 당대 음악 혁명가들이 발산했던 자유와 저항의 메시지를 따라가다 보면, 20세기 대중문화 역사상 가장 찬란했던 순간으로 타임슬립 하는 듯한 깊은 감동을 선사받게 될 것입니다.</w:t>
+        <w:t>Various Artists</w:t>
+      </w:r>
+    </w:p>
+    <w:p>
+      <w:pPr>
+        <w:spacing w:line="324" w:lineRule="auto" w:after="80"/>
+      </w:pPr>
+      <w:r>
+        <w:rPr w:rFonts="맑은 고딕">
+          <w:rFonts w:ascii="맑은 고딕" w:hAnsi="맑은 고딕" w:eastAsia="맑은 고딕"/>
+          <w:b w:val="0"/>
+          <w:color w:val="6B7280"/>
+          <w:sz w:val="21"/>
+        </w:rPr>
+        <w:t xml:space="preserve">· </w:t>
+      </w:r>
+      <w:r>
+        <w:rPr w:rFonts="맑은 고딕">
+          <w:rFonts w:ascii="맑은 고딕" w:hAnsi="맑은 고딕" w:eastAsia="맑은 고딕"/>
+          <w:b/>
+          <w:color w:val="1F2937"/>
+          <w:sz w:val="21"/>
+        </w:rPr>
+        <w:t xml:space="preserve">발매 정보: </w:t>
+      </w:r>
+      <w:r>
+        <w:rPr w:rFonts="맑은 고딕">
+          <w:rFonts w:ascii="맑은 고딕" w:hAnsi="맑은 고딕" w:eastAsia="맑은 고딕"/>
+          <w:b w:val="0"/>
+          <w:sz w:val="21"/>
+        </w:rPr>
+        <w:t>1950~60년대 대중문화의 찬란한 분기점이 되었던 오리지널 로큰롤 명곡들의 마스터 음원을 발굴·복원하여 정통 아날로그 바이닐로 집대성한 기획 컴필레이션 앨범입니다.</w:t>
+      </w:r>
+    </w:p>
+    <w:p>
+      <w:pPr>
+        <w:spacing w:line="324" w:lineRule="auto" w:after="80"/>
+      </w:pPr>
+      <w:r>
+        <w:rPr w:rFonts="맑은 고딕">
+          <w:rFonts w:ascii="맑은 고딕" w:hAnsi="맑은 고딕" w:eastAsia="맑은 고딕"/>
+          <w:b w:val="0"/>
+          <w:color w:val="6B7280"/>
+          <w:sz w:val="21"/>
+        </w:rPr>
+        <w:t xml:space="preserve">· </w:t>
+      </w:r>
+      <w:r>
+        <w:rPr w:rFonts="맑은 고딕">
+          <w:rFonts w:ascii="맑은 고딕" w:hAnsi="맑은 고딕" w:eastAsia="맑은 고딕"/>
+          <w:b/>
+          <w:color w:val="1F2937"/>
+          <w:sz w:val="21"/>
+        </w:rPr>
+        <w:t xml:space="preserve">LP 인기도(판매량): </w:t>
+      </w:r>
+      <w:r>
+        <w:rPr w:rFonts="맑은 고딕">
+          <w:rFonts w:ascii="맑은 고딕" w:hAnsi="맑은 고딕" w:eastAsia="맑은 고딕"/>
+          <w:b w:val="0"/>
+          <w:sz w:val="21"/>
+        </w:rPr>
+        <w:t>시대를 초월해 애호가들의 꾸준한 사랑을 받아온 스테디셀러 기획반으로, 전설적인 오리지널 히트 트랙들의 결집에 힘입어 전 세계 클래식 팝 및 빈티지 로큰롤 컬렉터들 사이에서 높은 리이슈 판매고를 기록하였습니다.</w:t>
+      </w:r>
+    </w:p>
+    <w:p>
+      <w:pPr>
+        <w:spacing w:line="324" w:lineRule="auto" w:after="80"/>
+      </w:pPr>
+      <w:r>
+        <w:rPr w:rFonts="맑은 고딕">
+          <w:rFonts w:ascii="맑은 고딕" w:hAnsi="맑은 고딕" w:eastAsia="맑은 고딕"/>
+          <w:b w:val="0"/>
+          <w:color w:val="6B7280"/>
+          <w:sz w:val="21"/>
+        </w:rPr>
+        <w:t xml:space="preserve">· </w:t>
+      </w:r>
+      <w:r>
+        <w:rPr w:rFonts="맑은 고딕">
+          <w:rFonts w:ascii="맑은 고딕" w:hAnsi="맑은 고딕" w:eastAsia="맑은 고딕"/>
+          <w:b/>
+          <w:color w:val="1F2937"/>
+          <w:sz w:val="21"/>
+        </w:rPr>
+        <w:t xml:space="preserve">각종 수상경력: </w:t>
+      </w:r>
+      <w:r>
+        <w:rPr w:rFonts="맑은 고딕">
+          <w:rFonts w:ascii="맑은 고딕" w:hAnsi="맑은 고딕" w:eastAsia="맑은 고딕"/>
+          <w:b w:val="0"/>
+          <w:sz w:val="21"/>
+        </w:rPr>
+        <w:t>로큰롤 명예의 전당(Rock and Roll Hall of Fame) 헌액자들과 그래미 평생공로상(Grammy Lifetime Achievement Award) 수상자들의 기념비적인 대표곡들이 망라되어 있어 대중음악사적 공인 가치가 지극히 높습니다.</w:t>
+      </w:r>
+    </w:p>
+    <w:p>
+      <w:pPr>
+        <w:spacing w:line="324" w:lineRule="auto" w:before="200" w:after="80"/>
+      </w:pPr>
+      <w:r>
+        <w:rPr w:rFonts="맑은 고딕">
+          <w:rFonts w:ascii="맑은 고딕" w:hAnsi="맑은 고딕" w:eastAsia="맑은 고딕"/>
+          <w:b/>
+          <w:color w:val="1E3A8A"/>
+          <w:sz w:val="24"/>
+        </w:rPr>
+        <w:t>2. 아티스트 정보</w:t>
+      </w:r>
+    </w:p>
+    <w:p>
+      <w:pPr>
+        <w:spacing w:line="324" w:lineRule="auto" w:after="80"/>
+      </w:pPr>
+      <w:r>
+        <w:rPr w:rFonts="맑은 고딕">
+          <w:rFonts w:ascii="맑은 고딕" w:hAnsi="맑은 고딕" w:eastAsia="맑은 고딕"/>
+          <w:b w:val="0"/>
+          <w:color w:val="6B7280"/>
+          <w:sz w:val="21"/>
+        </w:rPr>
+        <w:t xml:space="preserve">· </w:t>
+      </w:r>
+      <w:r>
+        <w:rPr w:rFonts="맑은 고딕">
+          <w:rFonts w:ascii="맑은 고딕" w:hAnsi="맑은 고딕" w:eastAsia="맑은 고딕"/>
+          <w:b/>
+          <w:color w:val="1F2937"/>
+          <w:sz w:val="21"/>
+        </w:rPr>
+        <w:t xml:space="preserve">국적: </w:t>
+      </w:r>
+      <w:r>
+        <w:rPr w:rFonts="맑은 고딕">
+          <w:rFonts w:ascii="맑은 고딕" w:hAnsi="맑은 고딕" w:eastAsia="맑은 고딕"/>
+          <w:b w:val="0"/>
+          <w:sz w:val="21"/>
+        </w:rPr>
+        <w:t>미국 및 영국 (Various Artists)</w:t>
+      </w:r>
+    </w:p>
+    <w:p>
+      <w:pPr>
+        <w:spacing w:line="324" w:lineRule="auto" w:after="80"/>
+      </w:pPr>
+      <w:r>
+        <w:rPr w:rFonts="맑은 고딕">
+          <w:rFonts w:ascii="맑은 고딕" w:hAnsi="맑은 고딕" w:eastAsia="맑은 고딕"/>
+          <w:b w:val="0"/>
+          <w:color w:val="6B7280"/>
+          <w:sz w:val="21"/>
+        </w:rPr>
+        <w:t xml:space="preserve">· </w:t>
+      </w:r>
+      <w:r>
+        <w:rPr w:rFonts="맑은 고딕">
+          <w:rFonts w:ascii="맑은 고딕" w:hAnsi="맑은 고딕" w:eastAsia="맑은 고딕"/>
+          <w:b/>
+          <w:color w:val="1F2937"/>
+          <w:sz w:val="21"/>
+        </w:rPr>
+        <w:t xml:space="preserve">생몰년도: </w:t>
+      </w:r>
+      <w:r>
+        <w:rPr w:rFonts="맑은 고딕">
+          <w:rFonts w:ascii="맑은 고딕" w:hAnsi="맑은 고딕" w:eastAsia="맑은 고딕"/>
+          <w:b w:val="0"/>
+          <w:sz w:val="21"/>
+        </w:rPr>
+        <w:t>1950년대 중반~1960년대 초반 (로큰롤 황금기 주역들)</w:t>
+      </w:r>
+    </w:p>
+    <w:p>
+      <w:pPr>
+        <w:spacing w:line="324" w:lineRule="auto" w:after="80"/>
+      </w:pPr>
+      <w:r>
+        <w:rPr w:rFonts="맑은 고딕">
+          <w:rFonts w:ascii="맑은 고딕" w:hAnsi="맑은 고딕" w:eastAsia="맑은 고딕"/>
+          <w:b w:val="0"/>
+          <w:color w:val="6B7280"/>
+          <w:sz w:val="21"/>
+        </w:rPr>
+        <w:t xml:space="preserve">· </w:t>
+      </w:r>
+      <w:r>
+        <w:rPr w:rFonts="맑은 고딕">
+          <w:rFonts w:ascii="맑은 고딕" w:hAnsi="맑은 고딕" w:eastAsia="맑은 고딕"/>
+          <w:b/>
+          <w:color w:val="1F2937"/>
+          <w:sz w:val="21"/>
+        </w:rPr>
+        <w:t xml:space="preserve">그룹 소속: </w:t>
+      </w:r>
+      <w:r>
+        <w:rPr w:rFonts="맑은 고딕">
+          <w:rFonts w:ascii="맑은 고딕" w:hAnsi="맑은 고딕" w:eastAsia="맑은 고딕"/>
+          <w:b w:val="0"/>
+          <w:sz w:val="21"/>
+        </w:rPr>
+        <w:t>척 베리, 리틀 리차드, 버디 홀리, 빌 헤일리 등 당대 최고의 솔로 아티스트 및 보컬 그룹 연합</w:t>
+      </w:r>
+    </w:p>
+    <w:p>
+      <w:pPr>
+        <w:spacing w:line="324" w:lineRule="auto" w:after="80"/>
+      </w:pPr>
+      <w:r>
+        <w:rPr w:rFonts="맑은 고딕">
+          <w:rFonts w:ascii="맑은 고딕" w:hAnsi="맑은 고딕" w:eastAsia="맑은 고딕"/>
+          <w:b w:val="0"/>
+          <w:color w:val="6B7280"/>
+          <w:sz w:val="21"/>
+        </w:rPr>
+        <w:t xml:space="preserve">· </w:t>
+      </w:r>
+      <w:r>
+        <w:rPr w:rFonts="맑은 고딕">
+          <w:rFonts w:ascii="맑은 고딕" w:hAnsi="맑은 고딕" w:eastAsia="맑은 고딕"/>
+          <w:b/>
+          <w:color w:val="1F2937"/>
+          <w:sz w:val="21"/>
+        </w:rPr>
+        <w:t xml:space="preserve">아티스트 소개: </w:t>
+      </w:r>
+      <w:r>
+        <w:rPr w:rFonts="맑은 고딕">
+          <w:rFonts w:ascii="맑은 고딕" w:hAnsi="맑은 고딕" w:eastAsia="맑은 고딕"/>
+          <w:b w:val="0"/>
+          <w:sz w:val="21"/>
+        </w:rPr>
+        <w:t>흑인 영가와 블루스의 거친 질감, 백인 포크의 유려함을 한데 융화시켜 대중음악의 새로운 문법을 창시한 선구자들의 집합체입니다. 인종과 세대의 장벽을 허물고 20세기 청년 문화의 기틀을 마련하며 현대 팝·록의 원류를 확립하였습니다.</w:t>
+      </w:r>
+    </w:p>
+    <w:p>
+      <w:pPr>
+        <w:spacing w:line="324" w:lineRule="auto" w:before="200" w:after="80"/>
+      </w:pPr>
+      <w:r>
+        <w:rPr w:rFonts="맑은 고딕">
+          <w:rFonts w:ascii="맑은 고딕" w:hAnsi="맑은 고딕" w:eastAsia="맑은 고딕"/>
+          <w:b/>
+          <w:color w:val="1E3A8A"/>
+          <w:sz w:val="24"/>
+        </w:rPr>
+        <w:t>3. 음반 상세 분석</w:t>
+      </w:r>
+    </w:p>
+    <w:p>
+      <w:pPr>
+        <w:spacing w:line="324" w:lineRule="auto" w:after="80"/>
+      </w:pPr>
+      <w:r>
+        <w:rPr w:rFonts="맑은 고딕">
+          <w:rFonts w:ascii="맑은 고딕" w:hAnsi="맑은 고딕" w:eastAsia="맑은 고딕"/>
+          <w:b w:val="0"/>
+          <w:color w:val="6B7280"/>
+          <w:sz w:val="21"/>
+        </w:rPr>
+        <w:t xml:space="preserve">· </w:t>
+      </w:r>
+      <w:r>
+        <w:rPr w:rFonts="맑은 고딕">
+          <w:rFonts w:ascii="맑은 고딕" w:hAnsi="맑은 고딕" w:eastAsia="맑은 고딕"/>
+          <w:b/>
+          <w:color w:val="1F2937"/>
+          <w:sz w:val="21"/>
+        </w:rPr>
+        <w:t xml:space="preserve">역사적 위치: </w:t>
+      </w:r>
+      <w:r>
+        <w:rPr w:rFonts="맑은 고딕">
+          <w:rFonts w:ascii="맑은 고딕" w:hAnsi="맑은 고딕" w:eastAsia="맑은 고딕"/>
+          <w:b w:val="0"/>
+          <w:sz w:val="21"/>
+        </w:rPr>
+        <w:t>대중음악사에서 가장 폭발적인 에너지로 음악적 패러다임을 전환했던 로큰롤의 여명기를 학술적이면서도 유려한 선곡으로 조망한 음반입니다. 단순한 과거의 회고를 넘어, 현대 모든 대중음악의 근간이 되는 초기 리듬과 하모니의 미학을 완벽하게 보존하고 있다는 점에서 독보적인 음악사적 가치를 지닙니다.</w:t>
+      </w:r>
+    </w:p>
+    <w:p>
+      <w:pPr>
+        <w:spacing w:line="324" w:lineRule="auto" w:after="80"/>
+      </w:pPr>
+      <w:r>
+        <w:rPr w:rFonts="맑은 고딕">
+          <w:rFonts w:ascii="맑은 고딕" w:hAnsi="맑은 고딕" w:eastAsia="맑은 고딕"/>
+          <w:b w:val="0"/>
+          <w:color w:val="6B7280"/>
+          <w:sz w:val="21"/>
+        </w:rPr>
+        <w:t xml:space="preserve">· </w:t>
+      </w:r>
+      <w:r>
+        <w:rPr w:rFonts="맑은 고딕">
+          <w:rFonts w:ascii="맑은 고딕" w:hAnsi="맑은 고딕" w:eastAsia="맑은 고딕"/>
+          <w:b/>
+          <w:color w:val="1F2937"/>
+          <w:sz w:val="21"/>
+        </w:rPr>
+        <w:t xml:space="preserve">시대의 흔적(스토리텔링): </w:t>
+      </w:r>
+      <w:r>
+        <w:rPr w:rFonts="맑은 고딕">
+          <w:rFonts w:ascii="맑은 고딕" w:hAnsi="맑은 고딕" w:eastAsia="맑은 고딕"/>
+          <w:b w:val="0"/>
+          <w:sz w:val="21"/>
+        </w:rPr>
+        <w:t>2차 세계대전 이후 전례 없는 풍요와 자유를 갈망하던 전후 청춘들의 순수한 열정과 반항의 기운이 턴테이블 위로 아련히 피어오릅니다. 올드 다이너의 네온사인, 자유롭게 거리를 질주하던 클래식 자동차, 그리고 라디오 주파수를 통해 퍼져나가던 거친 기타 사운드는 팍팍한 시대를 낭만으로 물들이던 당시 젊은이들의 찬란한 초상입니다.</w:t>
+      </w:r>
+    </w:p>
+    <w:p>
+      <w:pPr>
+        <w:spacing w:line="324" w:lineRule="auto" w:before="200" w:after="80"/>
+      </w:pPr>
+      <w:r>
+        <w:rPr w:rFonts="맑은 고딕">
+          <w:rFonts w:ascii="맑은 고딕" w:hAnsi="맑은 고딕" w:eastAsia="맑은 고딕"/>
+          <w:b/>
+          <w:color w:val="1E3A8A"/>
+          <w:sz w:val="24"/>
+        </w:rPr>
+        <w:t>4. 주요 수록곡 및 감상 제언</w:t>
+      </w:r>
+    </w:p>
+    <w:p>
+      <w:pPr>
+        <w:spacing w:line="324" w:lineRule="auto" w:after="80"/>
+      </w:pPr>
+      <w:r>
+        <w:rPr w:rFonts="맑은 고딕">
+          <w:rFonts w:ascii="맑은 고딕" w:hAnsi="맑은 고딕" w:eastAsia="맑은 고딕"/>
+          <w:b w:val="0"/>
+          <w:color w:val="6B7280"/>
+          <w:sz w:val="21"/>
+        </w:rPr>
+        <w:t xml:space="preserve">· </w:t>
+      </w:r>
+      <w:r>
+        <w:rPr w:rFonts="맑은 고딕">
+          <w:rFonts w:ascii="맑은 고딕" w:hAnsi="맑은 고딕" w:eastAsia="맑은 고딕"/>
+          <w:b/>
+          <w:color w:val="1F2937"/>
+          <w:sz w:val="21"/>
+        </w:rPr>
+        <w:t xml:space="preserve">주요 수록곡 특징: </w:t>
+      </w:r>
+      <w:r>
+        <w:rPr w:rFonts="맑은 고딕">
+          <w:rFonts w:ascii="맑은 고딕" w:hAnsi="맑은 고딕" w:eastAsia="맑은 고딕"/>
+          <w:b w:val="0"/>
+          <w:sz w:val="21"/>
+        </w:rPr>
+        <w:t>흥겨운 부기우기 피아노와 날카로운 일렉트릭 기타 리프가 돋보이는 업템포 트랙들은 원초적인 생명력으로 공간을 채우고, 간간이 흐르는 두왑(Doo-wop) 풍의 서정적인 발라드는 벨벳처럼 부드러운 감미로움으로 귓가를 어루만집니다.</w:t>
+      </w:r>
+    </w:p>
+    <w:p>
+      <w:pPr>
+        <w:spacing w:line="324" w:lineRule="auto" w:after="80"/>
+      </w:pPr>
+      <w:r>
+        <w:rPr w:rFonts="맑은 고딕">
+          <w:rFonts w:ascii="맑은 고딕" w:hAnsi="맑은 고딕" w:eastAsia="맑은 고딕"/>
+          <w:b w:val="0"/>
+          <w:color w:val="6B7280"/>
+          <w:sz w:val="21"/>
+        </w:rPr>
+        <w:t xml:space="preserve">· </w:t>
+      </w:r>
+      <w:r>
+        <w:rPr w:rFonts="맑은 고딕">
+          <w:rFonts w:ascii="맑은 고딕" w:hAnsi="맑은 고딕" w:eastAsia="맑은 고딕"/>
+          <w:b/>
+          <w:color w:val="1F2937"/>
+          <w:sz w:val="21"/>
+        </w:rPr>
+        <w:t xml:space="preserve">빈티지 감상 제언: </w:t>
+      </w:r>
+      <w:r>
+        <w:rPr w:rFonts="맑은 고딕">
+          <w:rFonts w:ascii="맑은 고딕" w:hAnsi="맑은 고딕" w:eastAsia="맑은 고딕"/>
+          <w:b w:val="0"/>
+          <w:sz w:val="21"/>
+        </w:rPr>
+        <w:t>진공관 앰프의 온기 어린 배음과 모노럴한 밀도감이 돋보이는 세팅에서 감상할 때 본 앨범의 진가가 온전히 드러납니다. 카트리지가 소리골을 스치며 자아내는 미세한 틱 노이즈는 1950년대 미국의 허름한 레코드 바 한구석에서 흘러나오는 쥬크박스의 아날로그 정취를 완벽하게 재현해 냅니다.</w:t>
+      </w:r>
+    </w:p>
+    <w:p>
+      <w:pPr>
+        <w:spacing w:line="324" w:lineRule="auto" w:after="80"/>
+      </w:pPr>
+      <w:r>
+        <w:rPr w:rFonts="맑은 고딕">
+          <w:rFonts w:ascii="맑은 고딕" w:hAnsi="맑은 고딕" w:eastAsia="맑은 고딕"/>
+          <w:b w:val="0"/>
+          <w:color w:val="6B7280"/>
+          <w:sz w:val="21"/>
+        </w:rPr>
+        <w:t xml:space="preserve">· </w:t>
+      </w:r>
+      <w:r>
+        <w:rPr w:rFonts="맑은 고딕">
+          <w:rFonts w:ascii="맑은 고딕" w:hAnsi="맑은 고딕" w:eastAsia="맑은 고딕"/>
+          <w:b/>
+          <w:color w:val="1F2937"/>
+          <w:sz w:val="21"/>
+        </w:rPr>
+        <w:t xml:space="preserve">소장 가치: </w:t>
+      </w:r>
+      <w:r>
+        <w:rPr w:rFonts="맑은 고딕">
+          <w:rFonts w:ascii="맑은 고딕" w:hAnsi="맑은 고딕" w:eastAsia="맑은 고딕"/>
+          <w:b w:val="0"/>
+          <w:sz w:val="21"/>
+        </w:rPr>
+        <w:t>시대를 풍미한 여러 거장들의 오리지널 음원을 한 장의 아날로그 LP로 품격 있게 감상할 수 있는 결정판으로, 클래식 팝의 기원을 탐구하고자 하는 오디오파일과 빈티지 컬렉터 모두에게 서재의 보석과도 같은 영구적 소장 가치를 지닙니다.</w:t>
+      </w:r>
+    </w:p>
+    <w:p>
+      <w:pPr>
+        <w:spacing w:line="324" w:lineRule="auto" w:after="120" w:before="160"/>
+      </w:pPr>
+      <w:r>
+        <w:rPr w:rFonts="맑은 고딕">
+          <w:rFonts w:ascii="맑은 고딕" w:hAnsi="맑은 고딕" w:eastAsia="맑은 고딕"/>
+          <w:b/>
+          <w:color w:val="4338CA"/>
+          <w:sz w:val="21"/>
+        </w:rPr>
+        <w:t>이 음반을 통해 아날로그 바늘 끝에서 피어나는 순수한 청춘의 박동과 로큰롤의 찬란한 여명이 전해주는 감동을 다시 한번 경험해 보시는 것은 어떨까요?</w:t>
       </w:r>
     </w:p>
     <w:sectPr>
       <w:pgSz w:w="12240" w:h="15840"/>
-      <w:pgMar w:top="1440" w:right="1440" w:bottom="1440" w:left="1440" w:header="720" w:footer="720" w:gutter="0"/>
+      <w:pgMar w:top="1152" w:right="1296" w:bottom="1152" w:left="1296" w:header="720" w:footer="720" w:gutter="0"/>
       <w:cols w:space="720"/>
       <w:docGrid w:linePitch="360"/>
     </w:sectPr>

--- a/word_reports/LP_0040_위치_336_Various Artists_Rock'n Ro.docx
+++ b/word_reports/LP_0040_위치_336_Various Artists_Rock'n Ro.docx
@@ -32,7 +32,7 @@
     </w:p>
     <w:p>
       <w:pPr>
-        <w:spacing w:line="324" w:lineRule="auto" w:before="80" w:after="160"/>
+        <w:spacing w:line="324" w:lineRule="auto" w:before="80" w:after="120"/>
       </w:pPr>
       <w:r>
         <w:rPr w:rFonts="맑은 고딕">
@@ -42,13 +42,6 @@
           <w:sz w:val="22"/>
         </w:rPr>
         <w:t xml:space="preserve">[음반 소개] </w:t>
-      </w:r>
-      <w:r>
-        <w:rPr w:rFonts="맑은 고딕">
-          <w:rFonts w:ascii="맑은 고딕" w:hAnsi="맑은 고딕" w:eastAsia="맑은 고딕"/>
-          <w:b w:val="0"/>
-          <w:sz w:val="21"/>
-        </w:rPr>
       </w:r>
     </w:p>
     <w:p>
@@ -61,7 +54,33 @@
           <w:b w:val="0"/>
           <w:sz w:val="21"/>
         </w:rPr>
-        <w:t>20세기 중엽, 대중음악의 지형도를 단숨에 뒤흔들며 청춘의 심장을 고동치게 했던 로큰롤의 황금기가 이 한 장의 바이닐 속에 고스란히 봉인되어 있습니다. 리듬 앤 블루스의 원초적인 맥박과 컨트리의 애수가 찬란히 교차하던 그 찬연한 여명기의 숨결은 반세기를 훌쩍 넘긴 오늘날에도 여전히 푸른 전율로 다가옵니다. 당대 음악계를 수놓았던 위대한 개척자들의 목소리와 거침없는 연주를 정선하여 엮어낸 본 작은, 지나간 한 시대를 향한 가장 격조 높고 아름다운 음악적 오마주입니다.</w:t>
+        <w:t>20세기 중반, 인류의 문화사는 이전에 결코 경험하지 못했던 거대한 심미적 지각변동을 맞이합니다. 2차 세계대전의 짙은 상흔을 딛고 피어난 번영과 물질문명의 그늘 뒤편에서, 억압된 감정을 일거에 해방시킬 새로운 시대의 맥박이 태동하고 있었던 것입니다. 흑인 영가와 블루스의 끈적한 토양, 백인 힐빌리와 컨트리 음악의 경쾌한 선율이 하나의 용광로 속에서 격렬하게 충돌하며 탄생한 '로큰롤(Rock 'n' Roll)'은 단순한 음악 장르의 출현을 넘어선 청년 문화의 혁명이자 순수한 영혼의 포효였습니다. 본 앨범 《Rock'n Roll Original Collection Vol.6》은 바로 그 전설적인 혁명의 소용돌이 한가운데서 세상을 뒤흔들었던 오리지널 명연들을 정갈하게 길어 올린 역사적 기념비입니다.</w:t>
+      </w:r>
+    </w:p>
+    <w:p>
+      <w:pPr>
+        <w:spacing w:line="324" w:lineRule="auto" w:after="120"/>
+      </w:pPr>
+      <w:r>
+        <w:rPr w:rFonts="맑은 고딕">
+          <w:rFonts w:ascii="맑은 고딕" w:hAnsi="맑은 고딕" w:eastAsia="맑은 고딕"/>
+          <w:b w:val="0"/>
+          <w:sz w:val="21"/>
+        </w:rPr>
+        <w:t>이 선집에 흐르는 선율들은 당대 젊은이들이 온몸으로 부딪쳐 일구어낸 삶의 찬가이자 해방의 언어입니다. 척 베리의 유려한 기타 워크와 리틀 리처드의 원초적인 샤우팅, 버디 홀리의 우아하면서도 서정적인 멜로디 감각에 이르기까지, 음반에 담긴 곡 하나하나는 대중음악의 문법을 완전히 새로 쓴 거장들의 서명과도 같습니다. 이들이 구현한 거칠고 투박한 사운드 속에는 현대 디지털 음악이 흉내 낼 수 없는 인간적인 온기와 생명력이 깃들어 있으며, 자유와 낭만을 향해 내달리던 시대의 야성이 고스란히 박제되어 있습니다.</w:t>
+      </w:r>
+    </w:p>
+    <w:p>
+      <w:pPr>
+        <w:spacing w:line="324" w:lineRule="auto" w:after="120"/>
+      </w:pPr>
+      <w:r>
+        <w:rPr w:rFonts="맑은 고딕">
+          <w:rFonts w:ascii="맑은 고딕" w:hAnsi="맑은 고딕" w:eastAsia="맑은 고딕"/>
+          <w:b w:val="0"/>
+          <w:sz w:val="21"/>
+        </w:rPr>
+        <w:t>세월의 풍화 속에서도 본 음반의 소릿골이 발산하는 울림은 결코 바래지 않습니다. 정형화된 클래식의 품격에 익숙한 애호가들에게는 원초적인 리듬의 미학을 일깨워주며, 현대 팝 음악에 경도된 리스너들에게는 모든 현대 대중음악의 원류(源流)를 거슬러 올라가는 벅찬 고고학적 전율을 안겨줍니다. 반세기가 지난 오늘날 턴테이블 플래터 위에 얹어진 이 음반은, 시대를 관통하여 영원히 살아 숨 쉬는 청춘의 뜨거운 심장 소리를 가장 순수하고 서정적인 아날로그의 숨결로 우리 앞에 재현해 냅니다.</w:t>
       </w:r>
     </w:p>
     <w:p>
@@ -168,7 +187,7 @@
           <w:b w:val="0"/>
           <w:sz w:val="21"/>
         </w:rPr>
-        <w:t>1950~60년대 대중문화의 찬란한 분기점이 되었던 오리지널 로큰롤 명곡들의 마스터 음원을 발굴·복원하여 정통 아날로그 바이닐로 집대성한 기획 컴필레이션 앨범입니다.</w:t>
+        <w:t>1950~60년대 로큰롤 태동기 및 황금기를 화려하게 수놓았던 역사적 오리지널 마스터 음원들을 정교하게 복각하여 집대성한 명기획 앤솔로지 바이닐 시리즈.</w:t>
       </w:r>
     </w:p>
     <w:p>
@@ -199,7 +218,7 @@
           <w:b w:val="0"/>
           <w:sz w:val="21"/>
         </w:rPr>
-        <w:t>시대를 초월해 애호가들의 꾸준한 사랑을 받아온 스테디셀러 기획반으로, 전설적인 오리지널 히트 트랙들의 결집에 힘입어 전 세계 클래식 팝 및 빈티지 로큰롤 컬렉터들 사이에서 높은 리이슈 판매고를 기록하였습니다.</w:t>
+        <w:t>수록곡 대다수가 발표 당시 빌보드 및 글로벌 차트 최상위권을 휩쓸었던 밀리언셀러 명곡들로 구성되어, 올디스 및 로큰롤 컬렉터들 사이에서 꾸준히 회자되는 스테디셀러.</w:t>
       </w:r>
     </w:p>
     <w:p>
@@ -230,7 +249,7 @@
           <w:b w:val="0"/>
           <w:sz w:val="21"/>
         </w:rPr>
-        <w:t>로큰롤 명예의 전당(Rock and Roll Hall of Fame) 헌액자들과 그래미 평생공로상(Grammy Lifetime Achievement Award) 수상자들의 기념비적인 대표곡들이 망라되어 있어 대중음악사적 공인 가치가 지극히 높습니다.</w:t>
+        <w:t>로큰롤 명예의 전당(Rock and Roll Hall of Fame) 영구 헌액자 및 그래미 평생공로상 수훈자들의 불멸의 오리지널 레코딩 수록.</w:t>
       </w:r>
     </w:p>
     <w:p>
@@ -275,7 +294,7 @@
           <w:b w:val="0"/>
           <w:sz w:val="21"/>
         </w:rPr>
-        <w:t>미국 및 영국 (Various Artists)</w:t>
+        <w:t>미국 (United States) 외 다국적</w:t>
       </w:r>
     </w:p>
     <w:p>
@@ -306,7 +325,7 @@
           <w:b w:val="0"/>
           <w:sz w:val="21"/>
         </w:rPr>
-        <w:t>1950년대 중반~1960년대 초반 (로큰롤 황금기 주역들)</w:t>
+        <w:t>1950년대 초반 ~ 현재 (각 수록 아티스트별 상이)</w:t>
       </w:r>
     </w:p>
     <w:p>
@@ -337,7 +356,7 @@
           <w:b w:val="0"/>
           <w:sz w:val="21"/>
         </w:rPr>
-        <w:t>척 베리, 리틀 리차드, 버디 홀리, 빌 헤일리 등 당대 최고의 솔로 아티스트 및 보컬 그룹 연합</w:t>
+        <w:t>옴니버스 (솔로 및 보컬/인스트루멘털 앙상블)</w:t>
       </w:r>
     </w:p>
     <w:p>
@@ -368,7 +387,7 @@
           <w:b w:val="0"/>
           <w:sz w:val="21"/>
         </w:rPr>
-        <w:t>흑인 영가와 블루스의 거친 질감, 백인 포크의 유려함을 한데 융화시켜 대중음악의 새로운 문법을 창시한 선구자들의 집합체입니다. 인종과 세대의 장벽을 허물고 20세기 청년 문화의 기틀을 마련하며 현대 팝·록의 원류를 확립하였습니다.</w:t>
+        <w:t>척 베리, 리틀 리처드, 버디 홀리 등 현대 대중음악의 기틀을 확립한 로큰롤의 선구자들이 대거 참여했습니다. 흑인 음악의 강렬한 백비트(Backbeat)와 백인 포크·컨트리의 서정성을 융합하여 20세기 대중문화의 새로운 지평을 개척한 위대한 거장들입니다.</w:t>
       </w:r>
     </w:p>
     <w:p>
@@ -413,7 +432,7 @@
           <w:b w:val="0"/>
           <w:sz w:val="21"/>
         </w:rPr>
-        <w:t>대중음악사에서 가장 폭발적인 에너지로 음악적 패러다임을 전환했던 로큰롤의 여명기를 학술적이면서도 유려한 선곡으로 조망한 음반입니다. 단순한 과거의 회고를 넘어, 현대 모든 대중음악의 근간이 되는 초기 리듬과 하모니의 미학을 완벽하게 보존하고 있다는 점에서 독보적인 음악사적 가치를 지닙니다.</w:t>
+        <w:t>팝과 록 음악의 유전적 기원을 입체적으로 조망하게 하는 귀중한 아카이브적 가치를 지닙니다. 단순한 히트곡의 나열을 넘어, 로큰롤이 어떻게 전 세계 청년들의 공통 언어로 진화했는지를 명료하게 증명하는 학술적·예술적 사료입니다.</w:t>
       </w:r>
     </w:p>
     <w:p>
@@ -444,7 +463,7 @@
           <w:b w:val="0"/>
           <w:sz w:val="21"/>
         </w:rPr>
-        <w:t>2차 세계대전 이후 전례 없는 풍요와 자유를 갈망하던 전후 청춘들의 순수한 열정과 반항의 기운이 턴테이블 위로 아련히 피어오릅니다. 올드 다이너의 네온사인, 자유롭게 거리를 질주하던 클래식 자동차, 그리고 라디오 주파수를 통해 퍼져나가던 거친 기타 사운드는 팍팍한 시대를 낭만으로 물들이던 당시 젊은이들의 찬란한 초상입니다.</w:t>
+        <w:t>냉전의 긴장과 전후 물질적 풍요가 교차하던 1950년대, 기성세대의 경직된 규범에 맞서 자유와 일탈을 꿈꾸던 전후 세대의 정서적 갈증이 투영되어 있습니다. 주크박스에 동전을 넣고 스윙과 트위스트를 추며 시름을 잊던 당대 청춘들의 아련한 낭만과 역동적인 문화적 공기가 녹아 있습니다.</w:t>
       </w:r>
     </w:p>
     <w:p>
@@ -489,7 +508,7 @@
           <w:b w:val="0"/>
           <w:sz w:val="21"/>
         </w:rPr>
-        <w:t>흥겨운 부기우기 피아노와 날카로운 일렉트릭 기타 리프가 돋보이는 업템포 트랙들은 원초적인 생명력으로 공간을 채우고, 간간이 흐르는 두왑(Doo-wop) 풍의 서정적인 발라드는 벨벳처럼 부드러운 감미로움으로 귓가를 어루만집니다.</w:t>
+        <w:t>12마디 블루스 형식에 기반한 폭발적인 댄스 넘버부터 순수한 청춘의 비애를 노래한 초기 록 발라드까지 폭넓게 아우릅니다. 직선적인 일렉트릭 기타 리프, 생동감 넘치는 피아노 글리산도, 솔직담백한 보컬 하모니가 교차하며 티 없이 맑고 원초적인 서정미를 전달합니다.</w:t>
       </w:r>
     </w:p>
     <w:p>
@@ -520,7 +539,7 @@
           <w:b w:val="0"/>
           <w:sz w:val="21"/>
         </w:rPr>
-        <w:t>진공관 앰프의 온기 어린 배음과 모노럴한 밀도감이 돋보이는 세팅에서 감상할 때 본 앨범의 진가가 온전히 드러납니다. 카트리지가 소리골을 스치며 자아내는 미세한 틱 노이즈는 1950년대 미국의 허름한 레코드 바 한구석에서 흘러나오는 쥬크박스의 아날로그 정취를 완벽하게 재현해 냅니다.</w:t>
+        <w:t>진공관 앰프 특유의 포근한 배음과 중역대가 단단한 빈티지 혼 스피커로 청음할 때 그 진가가 드러납니다. 초기 아날로그 모노럴 녹음 특유의 질감과 턴테이블 바늘을 타고 흐르는 미세한 표면 잡음은 스튜디오 현장의 공기감과 투박한 드라이브 사운드를 가장 극적으로 전달해 줍니다.</w:t>
       </w:r>
     </w:p>
     <w:p>
@@ -551,7 +570,7 @@
           <w:b w:val="0"/>
           <w:sz w:val="21"/>
         </w:rPr>
-        <w:t>시대를 풍미한 여러 거장들의 오리지널 음원을 한 장의 아날로그 LP로 품격 있게 감상할 수 있는 결정판으로, 클래식 팝의 기원을 탐구하고자 하는 오디오파일과 빈티지 컬렉터 모두에게 서재의 보석과도 같은 영구적 소장 가치를 지닙니다.</w:t>
+        <w:t>무균질의 디지털 리마스터 음원에서는 결코 맛볼 수 없는 오리지널 아날로그 음향의 원형을 품고 있습니다. 팝 음악의 황금기를 증언하는 역사적 기록물이자, 정통 바이닐 애호가의 음반 선반을 한층 기품 있게 채워줄 필청 소장반입니다.</w:t>
       </w:r>
     </w:p>
     <w:p>
@@ -565,7 +584,7 @@
           <w:color w:val="4338CA"/>
           <w:sz w:val="21"/>
         </w:rPr>
-        <w:t>이 음반을 통해 아날로그 바늘 끝에서 피어나는 순수한 청춘의 박동과 로큰롤의 찬란한 여명이 전해주는 감동을 다시 한번 경험해 보시는 것은 어떨까요?</w:t>
+        <w:t>이 음반을 통해 아날로그 소릿골에 새겨진 로큰롤의 순수한 열정과 반세기를 뛰어넘어 전해주는 감동을 다시 한번 경험해 보시는 것은 어떨까요?</w:t>
       </w:r>
     </w:p>
     <w:sectPr>
